--- a/pr-preview/pr-277/chapters/citations-evidence.docx
+++ b/pr-preview/pr-277/chapters/citations-evidence.docx
@@ -15,7 +15,7 @@
         <w:pStyle w:val="Date"/>
       </w:pPr>
       <w:r>
-        <w:t xml:space="preserve">Last modified: 2026-10-18 21:46:40 (PDT)</w:t>
+        <w:t xml:space="preserve">Last modified: 2026-10-18 21:55:00 (PDT)</w:t>
       </w:r>
     </w:p>
     <w:p>

--- a/pr-preview/pr-277/chapters/citations-evidence.docx
+++ b/pr-preview/pr-277/chapters/citations-evidence.docx
@@ -15,7 +15,7 @@
         <w:pStyle w:val="Date"/>
       </w:pPr>
       <w:r>
-        <w:t xml:space="preserve">Last modified: 2026-10-18 21:55:00 (PDT)</w:t>
+        <w:t xml:space="preserve">Last modified: 2026-10-19 00:17:02 (PDT)</w:t>
       </w:r>
     </w:p>
     <w:p>
@@ -3224,13 +3224,13 @@
       </w:r>
     </w:p>
     <w:bookmarkEnd w:id="38"/>
-    <w:bookmarkStart w:id="39" w:name="best-practices"/>
+    <w:bookmarkStart w:id="40" w:name="cite-once-per-passage"/>
     <w:p>
       <w:pPr>
         <w:pStyle w:val="Heading2"/>
       </w:pPr>
       <w:r>
-        <w:t xml:space="preserve">10 Best practices</w:t>
+        <w:t xml:space="preserve">10 Cite a source once per passage</w:t>
       </w:r>
     </w:p>
     <w:p>
@@ -3238,32 +3238,188 @@
         <w:pStyle w:val="FirstParagraph"/>
       </w:pPr>
       <w:r>
-        <w:t xml:space="preserve">To effectively support your claims:</w:t>
-      </w:r>
-    </w:p>
-    <w:p>
-      <w:pPr>
-        <w:pStyle w:val="Compact"/>
-        <w:numPr>
-          <w:ilvl w:val="0"/>
-          <w:numId w:val="1017"/>
-        </w:numPr>
+        <w:t xml:space="preserve">Cite a source once in each div or passage, at the claim it supports.</w:t>
+      </w:r>
+      <w:r>
+        <w:t xml:space="preserve"> </w:t>
+      </w:r>
+      <w:r>
+        <w:t xml:space="preserve">A second citation of the same source in the same div adds a number that the reader must look up again</w:t>
+      </w:r>
+      <w:r>
+        <w:t xml:space="preserve"> </w:t>
+      </w:r>
+      <w:r>
+        <w:t xml:space="preserve">and tells them nothing new.</w:t>
+      </w:r>
+      <w:r>
+        <w:t xml:space="preserve"> </w:t>
+      </w:r>
+      <w:r>
+        <w:t xml:space="preserve">Cite again only when the second claim rests on a different part of the source,</w:t>
+      </w:r>
+      <w:r>
+        <w:t xml:space="preserve"> </w:t>
+      </w:r>
+      <w:r>
+        <w:t xml:space="preserve">and then give a locator, such as</w:t>
+      </w:r>
+      <w:r>
+        <w:t xml:space="preserve"> </w:t>
+      </w:r>
+      <w:r>
+        <w:rPr>
+          <w:rStyle w:val="VerbatimChar"/>
+        </w:rPr>
+        <w:t xml:space="preserve">[@key, p. 5]</w:t>
+      </w:r>
+      <w:r>
+        <w:t xml:space="preserve">.</w:t>
+      </w:r>
+      <w:r>
+        <w:t xml:space="preserve"> </w:t>
+      </w:r>
+      <w:r>
+        <w:t xml:space="preserve">The rule to cite a Wikipedia article once, where its term is defined, is a case of this one.</w:t>
+      </w:r>
+    </w:p>
+    <w:bookmarkStart w:id="39" w:name="exm-cite-once"/>
+    <w:p>
+      <w:pPr>
+        <w:pStyle w:val="BodyText"/>
       </w:pPr>
       <w:r>
         <w:rPr>
           <w:b/>
           <w:bCs/>
         </w:rPr>
-        <w:t xml:space="preserve">Cite as you write</w:t>
-      </w:r>
-      <w:r>
-        <w:t xml:space="preserve">: Add citations immediately when making claims, rather than planning to</w:t>
-      </w:r>
-      <w:r>
-        <w:t xml:space="preserve"> </w:t>
-      </w:r>
-      <w:r>
-        <w:t xml:space="preserve">“add references later”</w:t>
+        <w:t xml:space="preserve">Example 4 (Citing one source once in a definition)</w:t>
+      </w:r>
+      <w:r>
+        <w:t xml:space="preserve"> </w:t>
+      </w:r>
+      <w:r>
+        <w:t xml:space="preserve"> </w:t>
+      </w:r>
+    </w:p>
+    <w:p>
+      <w:pPr>
+        <w:pStyle w:val="BlockText"/>
+      </w:pPr>
+      <w:r>
+        <w:t xml:space="preserve">❌ A</w:t>
+      </w:r>
+      <w:r>
+        <w:t xml:space="preserve"> </w:t>
+      </w:r>
+      <w:r>
+        <w:rPr>
+          <w:i/>
+          <w:iCs/>
+        </w:rPr>
+        <w:t xml:space="preserve">Poisson random variable</w:t>
+      </w:r>
+      <w:r>
+        <w:t xml:space="preserve"> </w:t>
+      </w:r>
+      <w:r>
+        <w:t xml:space="preserve">counts events in a fixed interval</w:t>
+      </w:r>
+      <w:r>
+        <w:t xml:space="preserve"> </w:t>
+      </w:r>
+      <w:r>
+        <w:t xml:space="preserve">(Wikipedia contributors 2026)</w:t>
+      </w:r>
+      <w:r>
+        <w:t xml:space="preserve">.</w:t>
+      </w:r>
+      <w:r>
+        <w:t xml:space="preserve"> </w:t>
+      </w:r>
+      <w:r>
+        <w:t xml:space="preserve">Source:</w:t>
+      </w:r>
+      <w:r>
+        <w:t xml:space="preserve"> </w:t>
+      </w:r>
+      <w:r>
+        <w:t xml:space="preserve">Wikipedia contributors (2026)</w:t>
+      </w:r>
+      <w:r>
+        <w:t xml:space="preserve">.</w:t>
+      </w:r>
+    </w:p>
+    <w:p>
+      <w:pPr>
+        <w:pStyle w:val="BlockText"/>
+      </w:pPr>
+      <w:r>
+        <w:t xml:space="preserve">✅ A</w:t>
+      </w:r>
+      <w:r>
+        <w:t xml:space="preserve"> </w:t>
+      </w:r>
+      <w:r>
+        <w:rPr>
+          <w:i/>
+          <w:iCs/>
+        </w:rPr>
+        <w:t xml:space="preserve">Poisson random variable</w:t>
+      </w:r>
+      <w:r>
+        <w:t xml:space="preserve"> </w:t>
+      </w:r>
+      <w:r>
+        <w:t xml:space="preserve">counts events in a fixed interval.</w:t>
+      </w:r>
+      <w:r>
+        <w:t xml:space="preserve"> </w:t>
+      </w:r>
+      <w:r>
+        <w:t xml:space="preserve">Source:</w:t>
+      </w:r>
+      <w:r>
+        <w:t xml:space="preserve"> </w:t>
+      </w:r>
+      <w:r>
+        <w:t xml:space="preserve">Wikipedia contributors (2026)</w:t>
+      </w:r>
+      <w:r>
+        <w:t xml:space="preserve">.</w:t>
+      </w:r>
+    </w:p>
+    <w:p>
+      <w:pPr>
+        <w:pStyle w:val="FirstParagraph"/>
+      </w:pPr>
+      <w:r>
+        <w:t xml:space="preserve">Both versions credit the same article.</w:t>
+      </w:r>
+      <w:r>
+        <w:t xml:space="preserve"> </w:t>
+      </w:r>
+      <w:r>
+        <w:t xml:space="preserve">The second one does it once, in the source line that closes the div.</w:t>
+      </w:r>
+    </w:p>
+    <w:bookmarkEnd w:id="39"/>
+    <w:bookmarkEnd w:id="40"/>
+    <w:bookmarkStart w:id="41" w:name="best-practices"/>
+    <w:p>
+      <w:pPr>
+        <w:pStyle w:val="Heading2"/>
+      </w:pPr>
+      <w:r>
+        <w:t xml:space="preserve">11 Best practices</w:t>
+      </w:r>
+    </w:p>
+    <w:p>
+      <w:pPr>
+        <w:pStyle w:val="FirstParagraph"/>
+      </w:pPr>
+      <w:r>
+        <w:t xml:space="preserve">To effectively support your claims:</w:t>
       </w:r>
     </w:p>
     <w:p>
@@ -3279,10 +3435,16 @@
           <w:b/>
           <w:bCs/>
         </w:rPr>
-        <w:t xml:space="preserve">Use citation management tools</w:t>
-      </w:r>
-      <w:r>
-        <w:t xml:space="preserve">: Software like Zotero, Mendeley, or BibTeX helps organize and format references correctly</w:t>
+        <w:t xml:space="preserve">Cite as you write</w:t>
+      </w:r>
+      <w:r>
+        <w:t xml:space="preserve">: Add citations immediately when making claims, rather than planning to</w:t>
+      </w:r>
+      <w:r>
+        <w:t xml:space="preserve"> </w:t>
+      </w:r>
+      <w:r>
+        <w:t xml:space="preserve">“add references later”</w:t>
       </w:r>
     </w:p>
     <w:p>
@@ -3298,10 +3460,10 @@
           <w:b/>
           <w:bCs/>
         </w:rPr>
-        <w:t xml:space="preserve">Check your citations</w:t>
-      </w:r>
-      <w:r>
-        <w:t xml:space="preserve">: Before submitting, verify that every citation supports its associated claim</w:t>
+        <w:t xml:space="preserve">Use citation management tools</w:t>
+      </w:r>
+      <w:r>
+        <w:t xml:space="preserve">: Software like Zotero, Mendeley, or BibTeX helps organize and format references correctly</w:t>
       </w:r>
     </w:p>
     <w:p>
@@ -3317,31 +3479,10 @@
           <w:b/>
           <w:bCs/>
         </w:rPr>
-        <w:t xml:space="preserve">Provide context</w:t>
-      </w:r>
-      <w:r>
-        <w:t xml:space="preserve">: Help readers understand why a source is relevant (for example,</w:t>
-      </w:r>
-      <w:r>
-        <w:t xml:space="preserve"> </w:t>
-      </w:r>
-      <w:r>
-        <w:t xml:space="preserve">“Smith et al. (2020) demonstrated that…”</w:t>
-      </w:r>
-      <w:r>
-        <w:t xml:space="preserve"> </w:t>
-      </w:r>
-      <w:r>
-        <w:t xml:space="preserve">rather than just</w:t>
-      </w:r>
-      <w:r>
-        <w:t xml:space="preserve"> </w:t>
-      </w:r>
-      <w:r>
-        <w:t xml:space="preserve">“(Smith et al., 2020)”</w:t>
-      </w:r>
-      <w:r>
-        <w:t xml:space="preserve">)</w:t>
+        <w:t xml:space="preserve">Check your citations</w:t>
+      </w:r>
+      <w:r>
+        <w:t xml:space="preserve">: Before submitting, verify that every citation supports its associated claim</w:t>
       </w:r>
     </w:p>
     <w:p>
@@ -3357,10 +3498,31 @@
           <w:b/>
           <w:bCs/>
         </w:rPr>
-        <w:t xml:space="preserve">Balance primary and review sources</w:t>
-      </w:r>
-      <w:r>
-        <w:t xml:space="preserve">: Use primary sources for specific findings, reviews for general background</w:t>
+        <w:t xml:space="preserve">Provide context</w:t>
+      </w:r>
+      <w:r>
+        <w:t xml:space="preserve">: Help readers understand why a source is relevant (for example,</w:t>
+      </w:r>
+      <w:r>
+        <w:t xml:space="preserve"> </w:t>
+      </w:r>
+      <w:r>
+        <w:t xml:space="preserve">“Smith et al. (2020) demonstrated that…”</w:t>
+      </w:r>
+      <w:r>
+        <w:t xml:space="preserve"> </w:t>
+      </w:r>
+      <w:r>
+        <w:t xml:space="preserve">rather than just</w:t>
+      </w:r>
+      <w:r>
+        <w:t xml:space="preserve"> </w:t>
+      </w:r>
+      <w:r>
+        <w:t xml:space="preserve">“(Smith et al., 2020)”</w:t>
+      </w:r>
+      <w:r>
+        <w:t xml:space="preserve">)</w:t>
       </w:r>
     </w:p>
     <w:p>
@@ -3376,10 +3538,10 @@
           <w:b/>
           <w:bCs/>
         </w:rPr>
-        <w:t xml:space="preserve">Stay current</w:t>
-      </w:r>
-      <w:r>
-        <w:t xml:space="preserve">: Supplement foundational older references with recent work showing the current state of knowledge</w:t>
+        <w:t xml:space="preserve">Balance primary and review sources</w:t>
+      </w:r>
+      <w:r>
+        <w:t xml:space="preserve">: Use primary sources for specific findings, reviews for general background</w:t>
       </w:r>
     </w:p>
     <w:p>
@@ -3395,20 +3557,39 @@
           <w:b/>
           <w:bCs/>
         </w:rPr>
+        <w:t xml:space="preserve">Stay current</w:t>
+      </w:r>
+      <w:r>
+        <w:t xml:space="preserve">: Supplement foundational older references with recent work showing the current state of knowledge</w:t>
+      </w:r>
+    </w:p>
+    <w:p>
+      <w:pPr>
+        <w:pStyle w:val="Compact"/>
+        <w:numPr>
+          <w:ilvl w:val="0"/>
+          <w:numId w:val="1017"/>
+        </w:numPr>
+      </w:pPr>
+      <w:r>
+        <w:rPr>
+          <w:b/>
+          <w:bCs/>
+        </w:rPr>
         <w:t xml:space="preserve">Cite diverse sources</w:t>
       </w:r>
       <w:r>
         <w:t xml:space="preserve">: When possible, include work from different research groups and perspectives</w:t>
       </w:r>
     </w:p>
-    <w:bookmarkEnd w:id="39"/>
-    <w:bookmarkStart w:id="40" w:name="quote-the-original"/>
+    <w:bookmarkEnd w:id="41"/>
+    <w:bookmarkStart w:id="42" w:name="quote-the-original"/>
     <w:p>
       <w:pPr>
         <w:pStyle w:val="Heading2"/>
       </w:pPr>
       <w:r>
-        <w:t xml:space="preserve">11 Quote the original</w:t>
+        <w:t xml:space="preserve">12 Quote the original</w:t>
       </w:r>
     </w:p>
     <w:p>
@@ -3485,14 +3666,14 @@
         <w:t xml:space="preserve">Uncertainty about who said a line is not evidence about who said it.</w:t>
       </w:r>
     </w:p>
-    <w:bookmarkEnd w:id="40"/>
-    <w:bookmarkStart w:id="41" w:name="Xdc6e961a4731f42c2c786ef03a498fc72396848"/>
+    <w:bookmarkEnd w:id="42"/>
+    <w:bookmarkStart w:id="43" w:name="Xdc6e961a4731f42c2c786ef03a498fc72396848"/>
     <w:p>
       <w:pPr>
         <w:pStyle w:val="Heading2"/>
       </w:pPr>
       <w:r>
-        <w:t xml:space="preserve">12 Copy organization names from their source</w:t>
+        <w:t xml:space="preserve">13 Copy organization names from their source</w:t>
       </w:r>
     </w:p>
     <w:p>
@@ -3515,14 +3696,14 @@
         <w:t xml:space="preserve">rather than expanding an acronym from memory.</w:t>
       </w:r>
     </w:p>
-    <w:bookmarkEnd w:id="41"/>
-    <w:bookmarkStart w:id="44" w:name="verify-each-bibliography-entry"/>
+    <w:bookmarkEnd w:id="43"/>
+    <w:bookmarkStart w:id="46" w:name="verify-each-bibliography-entry"/>
     <w:p>
       <w:pPr>
         <w:pStyle w:val="Heading2"/>
       </w:pPr>
       <w:r>
-        <w:t xml:space="preserve">13 Verify each bibliography entry</w:t>
+        <w:t xml:space="preserve">14 Verify each bibliography entry</w:t>
       </w:r>
     </w:p>
     <w:p>
@@ -3541,7 +3722,7 @@
       <w:r>
         <w:t xml:space="preserve"> </w:t>
       </w:r>
-      <w:hyperlink r:id="rId42">
+      <w:hyperlink r:id="rId44">
         <w:r>
           <w:rPr>
             <w:rStyle w:val="Hyperlink"/>
@@ -3558,7 +3739,7 @@
       <w:r>
         <w:t xml:space="preserve"> </w:t>
       </w:r>
-      <w:hyperlink r:id="rId43">
+      <w:hyperlink r:id="rId45">
         <w:r>
           <w:rPr>
             <w:rStyle w:val="Hyperlink"/>
@@ -3600,14 +3781,14 @@
         <w:t xml:space="preserve">and say in the pull request what you checked against what.</w:t>
       </w:r>
     </w:p>
-    <w:bookmarkEnd w:id="44"/>
-    <w:bookmarkStart w:id="45" w:name="cite-an-alias-directly"/>
+    <w:bookmarkEnd w:id="46"/>
+    <w:bookmarkStart w:id="47" w:name="cite-an-alias-directly"/>
     <w:p>
       <w:pPr>
         <w:pStyle w:val="Heading2"/>
       </w:pPr>
       <w:r>
-        <w:t xml:space="preserve">14 Cite an alias directly</w:t>
+        <w:t xml:space="preserve">15 Cite an alias directly</w:t>
       </w:r>
     </w:p>
     <w:p>
@@ -3697,14 +3878,14 @@
         <w:t xml:space="preserve">also called the **alias** [@key, section]</w:t>
       </w:r>
     </w:p>
-    <w:bookmarkEnd w:id="45"/>
-    <w:bookmarkStart w:id="48" w:name="cite-the-original-for-named-results"/>
+    <w:bookmarkEnd w:id="47"/>
+    <w:bookmarkStart w:id="50" w:name="cite-the-original-for-named-results"/>
     <w:p>
       <w:pPr>
         <w:pStyle w:val="Heading2"/>
       </w:pPr>
       <w:r>
-        <w:t xml:space="preserve">15 Cite the original for named results</w:t>
+        <w:t xml:space="preserve">16 Cite the original for named results</w:t>
       </w:r>
     </w:p>
     <w:p>
@@ -3979,7 +4160,7 @@
       <w:r>
         <w:t xml:space="preserve"> </w:t>
       </w:r>
-      <w:hyperlink r:id="rId46">
+      <w:hyperlink r:id="rId48">
         <w:r>
           <w:rPr>
             <w:rStyle w:val="Hyperlink"/>
@@ -4005,7 +4186,7 @@
         <w:t xml:space="preserve">and never fill in a title, volume, or page number from memory.</w:t>
       </w:r>
     </w:p>
-    <w:bookmarkStart w:id="47" w:name="exm-cite-original"/>
+    <w:bookmarkStart w:id="49" w:name="exm-cite-original"/>
     <w:p>
       <w:pPr>
         <w:pStyle w:val="BodyText"/>
@@ -4015,7 +4196,7 @@
           <w:b/>
           <w:bCs/>
         </w:rPr>
-        <w:t xml:space="preserve">Example 4 (Crediting Chebyshev’s inequality)</w:t>
+        <w:t xml:space="preserve">Example 5 (Crediting Chebyshev’s inequality)</w:t>
       </w:r>
       <w:r>
         <w:t xml:space="preserve"> </w:t>
@@ -4079,15 +4260,15 @@
         <w:t xml:space="preserve">.</w:t>
       </w:r>
     </w:p>
-    <w:bookmarkEnd w:id="47"/>
-    <w:bookmarkEnd w:id="48"/>
-    <w:bookmarkStart w:id="49" w:name="put-the-content-first"/>
+    <w:bookmarkEnd w:id="49"/>
+    <w:bookmarkEnd w:id="50"/>
+    <w:bookmarkStart w:id="51" w:name="put-the-content-first"/>
     <w:p>
       <w:pPr>
         <w:pStyle w:val="Heading2"/>
       </w:pPr>
       <w:r>
-        <w:t xml:space="preserve">16 Put the content first</w:t>
+        <w:t xml:space="preserve">17 Put the content first</w:t>
       </w:r>
     </w:p>
     <w:p>
@@ -4134,14 +4315,14 @@
         <w:t xml:space="preserve">without commentary on who said it or where it was repeated.</w:t>
       </w:r>
     </w:p>
-    <w:bookmarkEnd w:id="49"/>
-    <w:bookmarkStart w:id="50" w:name="adapting-another-courses-material"/>
+    <w:bookmarkEnd w:id="51"/>
+    <w:bookmarkStart w:id="52" w:name="adapting-another-courses-material"/>
     <w:p>
       <w:pPr>
         <w:pStyle w:val="Heading2"/>
       </w:pPr>
       <w:r>
-        <w:t xml:space="preserve">17 Adapting another course’s material</w:t>
+        <w:t xml:space="preserve">18 Adapting another course’s material</w:t>
       </w:r>
     </w:p>
     <w:p>
@@ -4380,14 +4561,14 @@
         <w:t xml:space="preserve">:::</w:t>
       </w:r>
     </w:p>
-    <w:bookmarkEnd w:id="50"/>
-    <w:bookmarkStart w:id="51" w:name="material-from-your-own-work"/>
+    <w:bookmarkEnd w:id="52"/>
+    <w:bookmarkStart w:id="53" w:name="material-from-your-own-work"/>
     <w:p>
       <w:pPr>
         <w:pStyle w:val="Heading2"/>
       </w:pPr>
       <w:r>
-        <w:t xml:space="preserve">18 Material from your own work</w:t>
+        <w:t xml:space="preserve">19 Material from your own work</w:t>
       </w:r>
     </w:p>
     <w:p>
@@ -4823,14 +5004,14 @@
         <w:t xml:space="preserve">When you find an existing credit to your own work, remove it and add or keep a link to it.</w:t>
       </w:r>
     </w:p>
-    <w:bookmarkEnd w:id="51"/>
-    <w:bookmarkStart w:id="52" w:name="common-citation-errors-to-avoid"/>
+    <w:bookmarkEnd w:id="53"/>
+    <w:bookmarkStart w:id="54" w:name="common-citation-errors-to-avoid"/>
     <w:p>
       <w:pPr>
         <w:pStyle w:val="Heading2"/>
       </w:pPr>
       <w:r>
-        <w:t xml:space="preserve">19 Common citation errors to avoid</w:t>
+        <w:t xml:space="preserve">20 Common citation errors to avoid</w:t>
       </w:r>
     </w:p>
     <w:p>
@@ -4964,10 +5145,24 @@
           <w:b/>
           <w:bCs/>
         </w:rPr>
-        <w:t xml:space="preserve">Citation padding</w:t>
-      </w:r>
-      <w:r>
-        <w:t xml:space="preserve">: Adding citations that don’t actually support your claims just to appear well-referenced</w:t>
+        <w:t xml:space="preserve">Redundant citation</w:t>
+      </w:r>
+      <w:r>
+        <w:t xml:space="preserve">: Citing the same source more than once in one div or passage (see</w:t>
+      </w:r>
+      <w:r>
+        <w:t xml:space="preserve"> </w:t>
+      </w:r>
+      <w:hyperlink w:anchor="cite-once-per-passage">
+        <w:r>
+          <w:rPr>
+            <w:rStyle w:val="Hyperlink"/>
+          </w:rPr>
+          <w:t xml:space="preserve">Cite a source once per passage</w:t>
+        </w:r>
+      </w:hyperlink>
+      <w:r>
+        <w:t xml:space="preserve">)</w:t>
       </w:r>
     </w:p>
     <w:p>
@@ -4983,10 +5178,10 @@
           <w:b/>
           <w:bCs/>
         </w:rPr>
-        <w:t xml:space="preserve">Selective citation</w:t>
-      </w:r>
-      <w:r>
-        <w:t xml:space="preserve">: Only citing work that supports your position while ignoring contradictory evidence</w:t>
+        <w:t xml:space="preserve">Citation padding</w:t>
+      </w:r>
+      <w:r>
+        <w:t xml:space="preserve">: Adding citations that don’t actually support your claims just to appear well-referenced</w:t>
       </w:r>
     </w:p>
     <w:p>
@@ -5002,62 +5197,48 @@
           <w:b/>
           <w:bCs/>
         </w:rPr>
-        <w:t xml:space="preserve">Ghost authorship</w:t>
-      </w:r>
-      <w:r>
-        <w:t xml:space="preserve">: Failing to cite work that directly influenced your ideas</w:t>
-      </w:r>
-    </w:p>
-    <w:bookmarkEnd w:id="52"/>
-    <w:bookmarkStart w:id="58" w:name="examples"/>
-    <w:p>
-      <w:pPr>
-        <w:pStyle w:val="Heading2"/>
-      </w:pPr>
-      <w:r>
-        <w:t xml:space="preserve">20 Examples</w:t>
-      </w:r>
-    </w:p>
-    <w:bookmarkStart w:id="53" w:name="poor-unsupported-claim"/>
-    <w:p>
-      <w:pPr>
-        <w:pStyle w:val="Heading3"/>
-      </w:pPr>
-      <w:r>
-        <w:t xml:space="preserve">20.1 Poor (unsupported claim)</w:t>
-      </w:r>
-    </w:p>
-    <w:p>
-      <w:pPr>
-        <w:pStyle w:val="BlockText"/>
-      </w:pPr>
-      <w:r>
-        <w:t xml:space="preserve">Machine learning models often perform poorly on small datasets.</w:t>
-      </w:r>
-    </w:p>
-    <w:p>
-      <w:pPr>
-        <w:pStyle w:val="FirstParagraph"/>
+        <w:t xml:space="preserve">Selective citation</w:t>
+      </w:r>
+      <w:r>
+        <w:t xml:space="preserve">: Only citing work that supports your position while ignoring contradictory evidence</w:t>
+      </w:r>
+    </w:p>
+    <w:p>
+      <w:pPr>
+        <w:pStyle w:val="Compact"/>
+        <w:numPr>
+          <w:ilvl w:val="0"/>
+          <w:numId w:val="1023"/>
+        </w:numPr>
       </w:pPr>
       <w:r>
         <w:rPr>
           <w:b/>
           <w:bCs/>
         </w:rPr>
-        <w:t xml:space="preserve">Problem</w:t>
-      </w:r>
-      <w:r>
-        <w:t xml:space="preserve">: This claim is stated as fact without any support.</w:t>
-      </w:r>
-    </w:p>
-    <w:bookmarkEnd w:id="53"/>
-    <w:bookmarkStart w:id="54" w:name="better-citation-provided"/>
+        <w:t xml:space="preserve">Ghost authorship</w:t>
+      </w:r>
+      <w:r>
+        <w:t xml:space="preserve">: Failing to cite work that directly influenced your ideas</w:t>
+      </w:r>
+    </w:p>
+    <w:bookmarkEnd w:id="54"/>
+    <w:bookmarkStart w:id="60" w:name="examples"/>
+    <w:p>
+      <w:pPr>
+        <w:pStyle w:val="Heading2"/>
+      </w:pPr>
+      <w:r>
+        <w:t xml:space="preserve">21 Examples</w:t>
+      </w:r>
+    </w:p>
+    <w:bookmarkStart w:id="55" w:name="poor-unsupported-claim"/>
     <w:p>
       <w:pPr>
         <w:pStyle w:val="Heading3"/>
       </w:pPr>
       <w:r>
-        <w:t xml:space="preserve">20.2 Better (citation provided)</w:t>
+        <w:t xml:space="preserve">21.1 Poor (unsupported claim)</w:t>
       </w:r>
     </w:p>
     <w:p>
@@ -5065,16 +5246,7 @@
         <w:pStyle w:val="BlockText"/>
       </w:pPr>
       <w:r>
-        <w:t xml:space="preserve">Machine learning models often perform poorly on small datasets</w:t>
-      </w:r>
-      <w:r>
-        <w:t xml:space="preserve"> </w:t>
-      </w:r>
-      <w:r>
-        <w:t xml:space="preserve">(Vapnik 1998; Hawkins 2004)</w:t>
-      </w:r>
-      <w:r>
-        <w:t xml:space="preserve">.</w:t>
+        <w:t xml:space="preserve">Machine learning models often perform poorly on small datasets.</w:t>
       </w:r>
     </w:p>
     <w:p>
@@ -5086,20 +5258,20 @@
           <w:b/>
           <w:bCs/>
         </w:rPr>
-        <w:t xml:space="preserve">Improvement</w:t>
-      </w:r>
-      <w:r>
-        <w:t xml:space="preserve">: Citations provide evidence for the claim.</w:t>
-      </w:r>
-    </w:p>
-    <w:bookmarkEnd w:id="54"/>
-    <w:bookmarkStart w:id="55" w:name="best-citation-with-context"/>
+        <w:t xml:space="preserve">Problem</w:t>
+      </w:r>
+      <w:r>
+        <w:t xml:space="preserve">: This claim is stated as fact without any support.</w:t>
+      </w:r>
+    </w:p>
+    <w:bookmarkEnd w:id="55"/>
+    <w:bookmarkStart w:id="56" w:name="better-citation-provided"/>
     <w:p>
       <w:pPr>
         <w:pStyle w:val="Heading3"/>
       </w:pPr>
       <w:r>
-        <w:t xml:space="preserve">20.3 Best (citation with context)</w:t>
+        <w:t xml:space="preserve">21.2 Better (citation provided)</w:t>
       </w:r>
     </w:p>
     <w:p>
@@ -5107,19 +5279,7 @@
         <w:pStyle w:val="BlockText"/>
       </w:pPr>
       <w:r>
-        <w:t xml:space="preserve">Machine learning models often perform poorly on small datasets.</w:t>
-      </w:r>
-      <w:r>
-        <w:t xml:space="preserve"> </w:t>
-      </w:r>
-      <w:r>
-        <w:t xml:space="preserve">Vapnik (1998) showed that the generalization error of learning algorithms typically decreases as training set size increases,</w:t>
-      </w:r>
-      <w:r>
-        <w:t xml:space="preserve"> </w:t>
-      </w:r>
-      <w:r>
-        <w:t xml:space="preserve">and Hawkins (2004) demonstrated that complex models are particularly prone to overfitting when trained on limited data</w:t>
+        <w:t xml:space="preserve">Machine learning models often perform poorly on small datasets</w:t>
       </w:r>
       <w:r>
         <w:t xml:space="preserve"> </w:t>
@@ -5143,17 +5303,17 @@
         <w:t xml:space="preserve">Improvement</w:t>
       </w:r>
       <w:r>
-        <w:t xml:space="preserve">: The specific support each citation provides is explained.</w:t>
-      </w:r>
-    </w:p>
-    <w:bookmarkEnd w:id="55"/>
-    <w:bookmarkStart w:id="56" w:name="poor-irrelevant-citation"/>
+        <w:t xml:space="preserve">: Citations provide evidence for the claim.</w:t>
+      </w:r>
+    </w:p>
+    <w:bookmarkEnd w:id="56"/>
+    <w:bookmarkStart w:id="57" w:name="best-citation-with-context"/>
     <w:p>
       <w:pPr>
         <w:pStyle w:val="Heading3"/>
       </w:pPr>
       <w:r>
-        <w:t xml:space="preserve">20.4 Poor (irrelevant citation)</w:t>
+        <w:t xml:space="preserve">21.3 Best (citation with context)</w:t>
       </w:r>
     </w:p>
     <w:p>
@@ -5161,13 +5321,25 @@
         <w:pStyle w:val="BlockText"/>
       </w:pPr>
       <w:r>
-        <w:t xml:space="preserve">Python is the most popular programming language for data science</w:t>
-      </w:r>
-      <w:r>
-        <w:t xml:space="preserve"> </w:t>
-      </w:r>
-      <w:r>
-        <w:t xml:space="preserve">(Knuth 1984)</w:t>
+        <w:t xml:space="preserve">Machine learning models often perform poorly on small datasets.</w:t>
+      </w:r>
+      <w:r>
+        <w:t xml:space="preserve"> </w:t>
+      </w:r>
+      <w:r>
+        <w:t xml:space="preserve">Vapnik (1998) showed that the generalization error of learning algorithms typically decreases as training set size increases,</w:t>
+      </w:r>
+      <w:r>
+        <w:t xml:space="preserve"> </w:t>
+      </w:r>
+      <w:r>
+        <w:t xml:space="preserve">and Hawkins (2004) demonstrated that complex models are particularly prone to overfitting when trained on limited data</w:t>
+      </w:r>
+      <w:r>
+        <w:t xml:space="preserve"> </w:t>
+      </w:r>
+      <w:r>
+        <w:t xml:space="preserve">(Vapnik 1998; Hawkins 2004)</w:t>
       </w:r>
       <w:r>
         <w:t xml:space="preserve">.</w:t>
@@ -5182,20 +5354,20 @@
           <w:b/>
           <w:bCs/>
         </w:rPr>
-        <w:t xml:space="preserve">Problem</w:t>
-      </w:r>
-      <w:r>
-        <w:t xml:space="preserve">: Knuth’s 1984 paper on literate programming doesn’t address Python or data science.</w:t>
-      </w:r>
-    </w:p>
-    <w:bookmarkEnd w:id="56"/>
-    <w:bookmarkStart w:id="57" w:name="better-relevant-citation"/>
+        <w:t xml:space="preserve">Improvement</w:t>
+      </w:r>
+      <w:r>
+        <w:t xml:space="preserve">: The specific support each citation provides is explained.</w:t>
+      </w:r>
+    </w:p>
+    <w:bookmarkEnd w:id="57"/>
+    <w:bookmarkStart w:id="58" w:name="poor-irrelevant-citation"/>
     <w:p>
       <w:pPr>
         <w:pStyle w:val="Heading3"/>
       </w:pPr>
       <w:r>
-        <w:t xml:space="preserve">20.5 Better (relevant citation)</w:t>
+        <w:t xml:space="preserve">21.4 Poor (irrelevant citation)</w:t>
       </w:r>
     </w:p>
     <w:p>
@@ -5209,7 +5381,7 @@
         <w:t xml:space="preserve"> </w:t>
       </w:r>
       <w:r>
-        <w:t xml:space="preserve">(Stack Overflow 2024)</w:t>
+        <w:t xml:space="preserve">(Knuth 1984)</w:t>
       </w:r>
       <w:r>
         <w:t xml:space="preserve">.</w:t>
@@ -5224,21 +5396,63 @@
           <w:b/>
           <w:bCs/>
         </w:rPr>
+        <w:t xml:space="preserve">Problem</w:t>
+      </w:r>
+      <w:r>
+        <w:t xml:space="preserve">: Knuth’s 1984 paper on literate programming doesn’t address Python or data science.</w:t>
+      </w:r>
+    </w:p>
+    <w:bookmarkEnd w:id="58"/>
+    <w:bookmarkStart w:id="59" w:name="better-relevant-citation"/>
+    <w:p>
+      <w:pPr>
+        <w:pStyle w:val="Heading3"/>
+      </w:pPr>
+      <w:r>
+        <w:t xml:space="preserve">21.5 Better (relevant citation)</w:t>
+      </w:r>
+    </w:p>
+    <w:p>
+      <w:pPr>
+        <w:pStyle w:val="BlockText"/>
+      </w:pPr>
+      <w:r>
+        <w:t xml:space="preserve">Python is the most popular programming language for data science</w:t>
+      </w:r>
+      <w:r>
+        <w:t xml:space="preserve"> </w:t>
+      </w:r>
+      <w:r>
+        <w:t xml:space="preserve">(Stack Overflow 2024)</w:t>
+      </w:r>
+      <w:r>
+        <w:t xml:space="preserve">.</w:t>
+      </w:r>
+    </w:p>
+    <w:p>
+      <w:pPr>
+        <w:pStyle w:val="FirstParagraph"/>
+      </w:pPr>
+      <w:r>
+        <w:rPr>
+          <w:b/>
+          <w:bCs/>
+        </w:rPr>
         <w:t xml:space="preserve">Improvement</w:t>
       </w:r>
       <w:r>
         <w:t xml:space="preserve">: The citation is to a current survey of programming language usage.</w:t>
       </w:r>
     </w:p>
-    <w:bookmarkEnd w:id="57"/>
-    <w:bookmarkEnd w:id="58"/>
-    <w:bookmarkStart w:id="77" w:name="conclusion"/>
+    <w:bookmarkEnd w:id="59"/>
+    <w:bookmarkEnd w:id="60"/>
+    <w:bookmarkStart w:id="79" w:name="conclusion"/>
     <w:p>
       <w:pPr>
         <w:pStyle w:val="Heading2"/>
       </w:pPr>
       <w:r>
-        <w:t xml:space="preserve">21 Conclusion</w:t>
+        <w:t xml:space="preserve">22 Conclusion</w:t>
       </w:r>
     </w:p>
     <w:p>
@@ -5291,8 +5505,8 @@
         <w:t xml:space="preserve">add a citation or present direct evidence.</w:t>
       </w:r>
     </w:p>
-    <w:bookmarkStart w:id="76" w:name="refs"/>
-    <w:bookmarkStart w:id="60" w:name="ref-bienayme1853"/>
+    <w:bookmarkStart w:id="78" w:name="refs"/>
+    <w:bookmarkStart w:id="62" w:name="ref-bienayme1853"/>
     <w:p>
       <w:pPr>
         <w:pStyle w:val="Bibliography"/>
@@ -5337,7 +5551,7 @@
       <w:r>
         <w:t xml:space="preserve"> </w:t>
       </w:r>
-      <w:hyperlink r:id="rId59">
+      <w:hyperlink r:id="rId61">
         <w:r>
           <w:rPr>
             <w:rStyle w:val="Hyperlink"/>
@@ -5349,8 +5563,8 @@
         <w:t xml:space="preserve">.</w:t>
       </w:r>
     </w:p>
-    <w:bookmarkEnd w:id="60"/>
-    <w:bookmarkStart w:id="62" w:name="ref-blitzstein2019introduction"/>
+    <w:bookmarkEnd w:id="62"/>
+    <w:bookmarkStart w:id="64" w:name="ref-blitzstein2019introduction"/>
     <w:p>
       <w:pPr>
         <w:pStyle w:val="Bibliography"/>
@@ -5374,7 +5588,7 @@
       <w:r>
         <w:t xml:space="preserve"> </w:t>
       </w:r>
-      <w:hyperlink r:id="rId61">
+      <w:hyperlink r:id="rId63">
         <w:r>
           <w:rPr>
             <w:rStyle w:val="Hyperlink"/>
@@ -5386,8 +5600,8 @@
         <w:t xml:space="preserve">.</w:t>
       </w:r>
     </w:p>
-    <w:bookmarkEnd w:id="62"/>
-    <w:bookmarkStart w:id="64" w:name="ref-hawkins2004"/>
+    <w:bookmarkEnd w:id="64"/>
+    <w:bookmarkStart w:id="66" w:name="ref-hawkins2004"/>
     <w:p>
       <w:pPr>
         <w:pStyle w:val="Bibliography"/>
@@ -5420,7 +5634,7 @@
       <w:r>
         <w:t xml:space="preserve"> </w:t>
       </w:r>
-      <w:hyperlink r:id="rId63">
+      <w:hyperlink r:id="rId65">
         <w:r>
           <w:rPr>
             <w:rStyle w:val="Hyperlink"/>
@@ -5432,8 +5646,8 @@
         <w:t xml:space="preserve">.</w:t>
       </w:r>
     </w:p>
-    <w:bookmarkEnd w:id="64"/>
-    <w:bookmarkStart w:id="66" w:name="ref-knuth84"/>
+    <w:bookmarkEnd w:id="66"/>
+    <w:bookmarkStart w:id="68" w:name="ref-knuth84"/>
     <w:p>
       <w:pPr>
         <w:pStyle w:val="Bibliography"/>
@@ -5466,7 +5680,7 @@
       <w:r>
         <w:t xml:space="preserve"> </w:t>
       </w:r>
-      <w:hyperlink r:id="rId65">
+      <w:hyperlink r:id="rId67">
         <w:r>
           <w:rPr>
             <w:rStyle w:val="Hyperlink"/>
@@ -5478,8 +5692,8 @@
         <w:t xml:space="preserve">.</w:t>
       </w:r>
     </w:p>
-    <w:bookmarkEnd w:id="66"/>
-    <w:bookmarkStart w:id="67" w:name="ref-mitchell1997"/>
+    <w:bookmarkEnd w:id="68"/>
+    <w:bookmarkStart w:id="69" w:name="ref-mitchell1997"/>
     <w:p>
       <w:pPr>
         <w:pStyle w:val="Bibliography"/>
@@ -5501,8 +5715,8 @@
         <w:t xml:space="preserve">. McGraw-Hill.</w:t>
       </w:r>
     </w:p>
-    <w:bookmarkEnd w:id="67"/>
-    <w:bookmarkStart w:id="69" w:name="ref-stackoverflow2024"/>
+    <w:bookmarkEnd w:id="69"/>
+    <w:bookmarkStart w:id="71" w:name="ref-stackoverflow2024"/>
     <w:p>
       <w:pPr>
         <w:pStyle w:val="Bibliography"/>
@@ -5526,7 +5740,7 @@
       <w:r>
         <w:t xml:space="preserve"> </w:t>
       </w:r>
-      <w:hyperlink r:id="rId68">
+      <w:hyperlink r:id="rId70">
         <w:r>
           <w:rPr>
             <w:rStyle w:val="Hyperlink"/>
@@ -5538,8 +5752,8 @@
         <w:t xml:space="preserve">.</w:t>
       </w:r>
     </w:p>
-    <w:bookmarkEnd w:id="69"/>
-    <w:bookmarkStart w:id="71" w:name="ref-tchebichef1867"/>
+    <w:bookmarkEnd w:id="71"/>
+    <w:bookmarkStart w:id="73" w:name="ref-tchebichef1867"/>
     <w:p>
       <w:pPr>
         <w:pStyle w:val="Bibliography"/>
@@ -5569,7 +5783,7 @@
       <w:r>
         <w:t xml:space="preserve"> </w:t>
       </w:r>
-      <w:hyperlink r:id="rId70">
+      <w:hyperlink r:id="rId72">
         <w:r>
           <w:rPr>
             <w:rStyle w:val="Hyperlink"/>
@@ -5581,8 +5795,8 @@
         <w:t xml:space="preserve">.</w:t>
       </w:r>
     </w:p>
-    <w:bookmarkEnd w:id="71"/>
-    <w:bookmarkStart w:id="73" w:name="ref-vapnik1998"/>
+    <w:bookmarkEnd w:id="73"/>
+    <w:bookmarkStart w:id="75" w:name="ref-vapnik1998"/>
     <w:p>
       <w:pPr>
         <w:pStyle w:val="Bibliography"/>
@@ -5606,7 +5820,7 @@
       <w:r>
         <w:t xml:space="preserve"> </w:t>
       </w:r>
-      <w:hyperlink r:id="rId72">
+      <w:hyperlink r:id="rId74">
         <w:r>
           <w:rPr>
             <w:rStyle w:val="Hyperlink"/>
@@ -5618,8 +5832,8 @@
         <w:t xml:space="preserve">.</w:t>
       </w:r>
     </w:p>
-    <w:bookmarkEnd w:id="73"/>
-    <w:bookmarkStart w:id="75" w:name="ref-wikipedia_poisson_distribution"/>
+    <w:bookmarkEnd w:id="75"/>
+    <w:bookmarkStart w:id="77" w:name="ref-wikipedia_poisson_distribution"/>
     <w:p>
       <w:pPr>
         <w:pStyle w:val="Bibliography"/>
@@ -5678,7 +5892,7 @@
       <w:r>
         <w:t xml:space="preserve"> </w:t>
       </w:r>
-      <w:hyperlink r:id="rId74">
+      <w:hyperlink r:id="rId76">
         <w:r>
           <w:rPr>
             <w:rStyle w:val="Hyperlink"/>
@@ -5690,9 +5904,9 @@
         <w:t xml:space="preserve">.</w:t>
       </w:r>
     </w:p>
-    <w:bookmarkEnd w:id="75"/>
-    <w:bookmarkEnd w:id="76"/>
     <w:bookmarkEnd w:id="77"/>
+    <w:bookmarkEnd w:id="78"/>
+    <w:bookmarkEnd w:id="79"/>
     <w:sectPr>
       <w:footnotePr>
         <w:numRestart w:val="eachSect"/>
